--- a/Quanta, Actually - SERIES/QED Course/chapters/Lesson 09 Wave Optics, Light Paths, and Photons.docx
+++ b/Quanta, Actually - SERIES/QED Course/chapters/Lesson 09 Wave Optics, Light Paths, and Photons.docx
@@ -17,7 +17,7 @@
         <w:jc w:val="center"/>
       </w:pPr>
       <w:r>
-        <w:t>Lesson 9 of the Complete Quantum Electrodynamics Course</w:t>
+        <w:t>Lesson 9 of Quantum, Actually, Volume 2: A QED Course</w:t>
       </w:r>
     </w:p>
     <w:p>
@@ -79,13 +79,75 @@
     </w:p>
     <w:p>
       <w:r>
-        <w:t>This lesson is the bridge from those classical waves to the photons of the prologues, and it makes the bridge out of mathematics, not analogy. It takes four steps. First, waves in matter: the refractive index, Snell's law, and the Fresnel coefficient r = (n₁−n₂)/(n₁+n₂), which gives the 0.2 arrow that Prologue 2 measured but did not derive. Second, Huygens and Fresnel: the field at a point is a sum of wavelets from an earlier wavefront, with a definite factor 1/(iλ) that we derive. Third, the same sum applied again and again becomes a sum over every path from source to detector, each weighted by e^(ik₀L) with L the optical path length; its stationary path is Fermat's ray, and its other paths explain diffraction. Fourth, photons: light is detected in lumps of energy ℏω, the fringes survive when the lumps arrive one at a time, and so the sum over paths must be the amplitude for one photon. That is Prologue 2's rule, now derived from Maxwell's equations.</w:t>
+        <w:t>This lesson is the bridge from those classical waves to the photons of the prologues, and it makes the bridge out of mathematics, not analogy. It takes four steps. First, waves in matter: the refractive index, Snell's law, and the Fresnel coefficient r = (n₁−n₂)/(n₁+n₂), which gives the 0.2 arrow that Prologue 2 measured but did not derive. Second, Huygens and Fresnel: the field at a point is a sum of wavelets from an earlier wavefront, with a definite factor 1/(iλ) that we derive. Third, the same sum applied again and again becomes a sum over every path from source to detector, each weighted by e</w:t>
+      </w:r>
+      <w:r>
+        <w:rPr>
+          <w:vertAlign w:val="superscript"/>
+        </w:rPr>
+        <w:t>ik₀L</w:t>
+      </w:r>
+      <w:r>
+        <w:t xml:space="preserve"> with L the optical path length; its stationary path is Fermat's ray, and its other paths explain diffraction. Fourth, photons: light is detected in lumps of energy ℏω, the fringes survive when the lumps arrive one at a time, and so the sum over paths must be the amplitude for one photon. That is Prologue 2's rule, now derived from Maxwell's equations.</w:t>
       </w:r>
     </w:p>
     <w:p>
       <w:r>
         <w:t>A reader who knows undergraduate optics can skim Sections 1 to 3 and work Sections 4 to 6 carefully; Lessons 10 and 80 lean on them. Expect five to seven hours.</w:t>
       </w:r>
+    </w:p>
+    <w:tbl>
+      <w:tblPr>
+        <w:tblW w:type="auto" w:w="0"/>
+        <w:jc w:val="center"/>
+        <w:tblLayout w:type="fixed"/>
+        <w:tblLook w:firstColumn="1" w:firstRow="1" w:lastColumn="0" w:lastRow="0" w:noHBand="0" w:noVBand="1" w:val="04A0"/>
+        <w:tblBorders>
+          <w:top w:val="single" w:sz="8" w:color="7FA7CF"/>
+          <w:left w:val="single" w:sz="8" w:color="7FA7CF"/>
+          <w:bottom w:val="single" w:sz="8" w:color="7FA7CF"/>
+          <w:right w:val="single" w:sz="8" w:color="7FA7CF"/>
+        </w:tblBorders>
+      </w:tblPr>
+      <w:tblGrid>
+        <w:gridCol w:w="9392"/>
+      </w:tblGrid>
+      <w:tr>
+        <w:tc>
+          <w:tcPr>
+            <w:tcW w:type="dxa" w:w="9392"/>
+            <w:shd w:fill="F3F7FB"/>
+            <w:tcMar>
+              <w:top w:w="140" w:type="dxa"/>
+              <w:start w:w="140" w:type="dxa"/>
+              <w:bottom w:w="140" w:type="dxa"/>
+              <w:end w:w="140" w:type="dxa"/>
+            </w:tcMar>
+          </w:tcPr>
+          <w:p>
+            <w:r>
+              <w:rPr>
+                <w:b/>
+                <w:color w:val="1F4E78"/>
+              </w:rPr>
+              <w:t>Plain-language start</w:t>
+            </w:r>
+          </w:p>
+          <w:p>
+            <w:pPr>
+              <w:spacing w:after="60"/>
+            </w:pPr>
+            <w:r>
+              <w:t>This lesson connects the prologues' arrows to classical optics: why glass slows light, where Prologue 2's arrow of length 0.2 comes from, why every path contributes, and how a classical wave is many photons. Nothing in it needs more than Lessons 1–8.</w:t>
+            </w:r>
+          </w:p>
+        </w:tc>
+      </w:tr>
+    </w:tbl>
+    <w:p>
+      <w:pPr>
+        <w:spacing w:after="80"/>
+      </w:pPr>
     </w:p>
     <w:p>
       <w:pPr>
@@ -140,7 +202,16 @@
         <w:pStyle w:val="ListBullet"/>
       </w:pPr>
       <w:r>
-        <w:t>Write the field at a detector as a sum over light paths weighted by e^(ik₀L), evaluate it by stationary phase, and obtain Fermat's principle and the width of the strip of a mirror that does the reflecting.</w:t>
+        <w:t>Write the field at a detector as a sum over light paths weighted by e</w:t>
+      </w:r>
+      <w:r>
+        <w:rPr>
+          <w:vertAlign w:val="superscript"/>
+        </w:rPr>
+        <w:t>ik₀L</w:t>
+      </w:r>
+      <w:r>
+        <w:t>, evaluate it by stationary phase, and obtain Fermat's principle and the width of the strip of a mirror that does the reflecting.</w:t>
       </w:r>
     </w:p>
     <w:p>
@@ -249,7 +320,25 @@
           </w:tcPr>
           <w:p>
             <w:r>
-              <w:t>Refractive index, n=c/v for the phase speed v; n=√(ε_r μ_r)</w:t>
+              <w:t>Refractive index, n=c/v for the phase speed v; n=√(ε</w:t>
+            </w:r>
+            <w:r>
+              <w:rPr>
+                <w:vertAlign w:val="subscript"/>
+              </w:rPr>
+              <w:t>r</w:t>
+            </w:r>
+            <w:r>
+              <w:t xml:space="preserve"> μ</w:t>
+            </w:r>
+            <w:r>
+              <w:rPr>
+                <w:vertAlign w:val="subscript"/>
+              </w:rPr>
+              <w:t>r</w:t>
+            </w:r>
+            <w:r>
+              <w:t>)</w:t>
             </w:r>
           </w:p>
         </w:tc>
@@ -471,7 +560,16 @@
           </w:tcPr>
           <w:p>
             <w:r>
-              <w:t>Complex scalar amplitude of one field component, time dependence e^(−iωt) understood</w:t>
+              <w:t>Complex scalar amplitude of one field component, time dependence e</w:t>
+            </w:r>
+            <w:r>
+              <w:rPr>
+                <w:vertAlign w:val="superscript"/>
+              </w:rPr>
+              <w:t>−iωt</w:t>
+            </w:r>
+            <w:r>
+              <w:t xml:space="preserve"> understood</w:t>
             </w:r>
           </w:p>
         </w:tc>
@@ -528,7 +626,13 @@
           </w:tcPr>
           <w:p>
             <w:r>
-              <w:t>ρ_m</w:t>
+              <w:t>ρ</w:t>
+            </w:r>
+            <w:r>
+              <w:rPr>
+                <w:vertAlign w:val="subscript"/>
+              </w:rPr>
+              <w:t>m</w:t>
             </w:r>
           </w:p>
         </w:tc>
@@ -612,7 +716,16 @@
     </w:p>
     <w:p>
       <w:r>
-        <w:t>In a linear, non-magnetic, uncharged medium the polarization of the material is proportional to the field, so ε₀ in Lesson 7's equations becomes ε₀ε_r. Repeating the curl-of-curl step of Lesson 7, Section 5.1, gives</w:t>
+        <w:t>In a linear, non-magnetic, uncharged medium the polarization of the material is proportional to the field, so ε₀ in Lesson 7's equations becomes ε₀ε</w:t>
+      </w:r>
+      <w:r>
+        <w:rPr>
+          <w:vertAlign w:val="subscript"/>
+        </w:rPr>
+        <w:t>r</w:t>
+      </w:r>
+      <w:r>
+        <w:t>. Repeating the curl-of-curl step of Lesson 7, Section 5.1, gives</w:t>
       </w:r>
     </w:p>
     <w:p>
@@ -761,12 +874,21 @@
     </w:p>
     <w:p>
       <w:r>
-        <w:t>A plane wave e^(i(k·x−ωt)) solves it with |k| = nω/c. The frequency is fixed by the source and is the same on both sides of any boundary; the phase speed is v = c/n and the wavelength shrinks to λ = λ₀/n. Air has n=1.0003, water 1.33, crown glass about 1.52, diamond 2.42.</w:t>
+        <w:t>A plane wave e</w:t>
+      </w:r>
+      <w:r>
+        <w:rPr>
+          <w:vertAlign w:val="superscript"/>
+        </w:rPr>
+        <w:t>i(k·x−ωt)</w:t>
+      </w:r>
+      <w:r>
+        <w:t xml:space="preserve"> solves it with |k| = nω/c. The frequency is fixed by the source and is the same on both sides of any boundary; the phase speed is v = c/n and the wavelength shrinks to λ = λ₀/n. Air has n=1.0003, water 1.33, crown glass about 1.52, diamond 2.42.</w:t>
       </w:r>
     </w:p>
     <w:p>
       <w:r>
-        <w:t>The slowing has a microscopic picture that matters for QED. The incident wave drives the bound electrons, each driven electron radiates, and in the forward direction the sum of their radiated waves lags the drive. Added to the incident wave, it produces a wave whose phase advances more slowly. The "slower light" is the original wave plus the forward scattering of the electrons, which is how Feynman explains refraction in QED with the electron–photon action of Prologue 3.</w:t>
+        <w:t>The slowing has a microscopic picture that matters for QED. The incident wave drives the bound electrons, each driven electron radiates, and in the forward direction the sum of their radiated waves lags the drive. Added to the incident wave, it produces a wave whose phase advances more slowly. The "slower light" is the original wave plus the forward scattering of the electrons, which is how Feynman explains refraction in QED with the electron–photon action of Prologue 5.</w:t>
       </w:r>
     </w:p>
     <w:p>
@@ -779,7 +901,16 @@
     </w:p>
     <w:p>
       <w:r>
-        <w:t>Model each bound electron as a damped oscillator of natural frequency ω_j driven by the field (the Lorentz model). Solving the driven oscillator of Lesson 2 for N electrons per unit volume gives</w:t>
+        <w:t>Model each bound electron as a damped oscillator of natural frequency ω</w:t>
+      </w:r>
+      <w:r>
+        <w:rPr>
+          <w:vertAlign w:val="subscript"/>
+        </w:rPr>
+        <w:t>j</w:t>
+      </w:r>
+      <w:r>
+        <w:t xml:space="preserve"> driven by the field (the Lorentz model). Solving the driven oscillator of Lesson 2 for N electrons per unit volume gives</w:t>
       </w:r>
     </w:p>
     <w:p>
@@ -959,7 +1090,34 @@
     </w:p>
     <w:p>
       <w:r>
-        <w:t>with oscillator strengths f_j and damping rates γ_j. Glass and water have their strong resonances in the ultraviolet, so across the visible band ω &lt; ω_j and n grows with ω. This is normal dispersion: water has n≈1.331 for red and n≈1.343 for violet light, so violet bends more, and a rainbow puts red on the outside at about 42° and violet inside at about 40°. Near a resonance the imaginary part of n describes absorption.</w:t>
+        <w:t>with oscillator strengths f</w:t>
+      </w:r>
+      <w:r>
+        <w:rPr>
+          <w:vertAlign w:val="subscript"/>
+        </w:rPr>
+        <w:t>j</w:t>
+      </w:r>
+      <w:r>
+        <w:t xml:space="preserve"> and damping rates γ</w:t>
+      </w:r>
+      <w:r>
+        <w:rPr>
+          <w:vertAlign w:val="subscript"/>
+        </w:rPr>
+        <w:t>j</w:t>
+      </w:r>
+      <w:r>
+        <w:t>. Glass and water have their strong resonances in the ultraviolet, so across the visible band ω &lt; ω</w:t>
+      </w:r>
+      <w:r>
+        <w:rPr>
+          <w:vertAlign w:val="subscript"/>
+        </w:rPr>
+        <w:t>j</w:t>
+      </w:r>
+      <w:r>
+        <w:t xml:space="preserve"> and n grows with ω. This is normal dispersion: water has n≈1.331 for red and n≈1.343 for violet light, so violet bends more, and a rainbow puts red on the outside at about 42° and violet inside at about 40°. Near a resonance the imaginary part of n describes absorption.</w:t>
       </w:r>
     </w:p>
     <w:p>
@@ -986,7 +1144,16 @@
     </w:p>
     <w:p>
       <w:r>
-        <w:t>A bound electron driven far below its resonance (ω ≪ ω_j) responds with a dipole moment p₀ independent of frequency, and an oscillating dipole radiates the time-averaged power</w:t>
+        <w:t>A bound electron driven far below its resonance (ω ≪ ω</w:t>
+      </w:r>
+      <w:r>
+        <w:rPr>
+          <w:vertAlign w:val="subscript"/>
+        </w:rPr>
+        <w:t>j</w:t>
+      </w:r>
+      <w:r>
+        <w:t>) responds with a dipole moment p₀ independent of frequency, and an oscillating dipole radiates the time-averaged power</w:t>
       </w:r>
     </w:p>
     <w:p>
@@ -1271,7 +1438,34 @@
     </w:p>
     <w:p>
       <w:r>
-        <w:t>Beyond θ_c no transmitted wave can match the tangential k, and all of the power is reflected; an optical fiber guides light by bouncing it off its core boundary beyond θ_c. The field on the far side does not vanish. It decays as e^(−κz) with</w:t>
+        <w:t>Beyond θ</w:t>
+      </w:r>
+      <w:r>
+        <w:rPr>
+          <w:vertAlign w:val="subscript"/>
+        </w:rPr>
+        <w:t>c</w:t>
+      </w:r>
+      <w:r>
+        <w:t xml:space="preserve"> no transmitted wave can match the tangential k, and all of the power is reflected; an optical fiber guides light by bouncing it off its core boundary beyond θ</w:t>
+      </w:r>
+      <w:r>
+        <w:rPr>
+          <w:vertAlign w:val="subscript"/>
+        </w:rPr>
+        <w:t>c</w:t>
+      </w:r>
+      <w:r>
+        <w:t>. The field on the far side does not vanish. It decays as e</w:t>
+      </w:r>
+      <w:r>
+        <w:rPr>
+          <w:vertAlign w:val="superscript"/>
+        </w:rPr>
+        <w:t>−κz</w:t>
+      </w:r>
+      <w:r>
+        <w:t xml:space="preserve"> with</w:t>
       </w:r>
     </w:p>
     <w:p>
@@ -1393,7 +1587,16 @@
     </w:p>
     <w:p>
       <w:r>
-        <w:t>Find the critical angles of water, crown glass and diamond against air, and the escape angle of a ray leaving water at 30°. Water: θ_c=arcsin(1/1.333)=48.6°. Glass (n=1.52): arcsin(1/1.52)=41.1°. Diamond: arcsin(1/2.42)=24.4°, which is why a cut diamond traps light and returns it through the top. For the ray at 30° in water, sin θ₂=1.333×0.5=0.667, so θ₂=41.8°. The ray bends away from the normal, and an eye tracing it back in a straight line places a submerged object higher than it is: the straw in a glass looks broken at the surface.</w:t>
+        <w:t>Find the critical angles of water, crown glass and diamond against air, and the escape angle of a ray leaving water at 30°. Water: θ</w:t>
+      </w:r>
+      <w:r>
+        <w:rPr>
+          <w:vertAlign w:val="subscript"/>
+        </w:rPr>
+        <w:t>c</w:t>
+      </w:r>
+      <w:r>
+        <w:t>=arcsin(1/1.333)=48.6°. Glass (n=1.52): arcsin(1/1.52)=41.1°. Diamond: arcsin(1/2.42)=24.4°, which is why a cut diamond traps light and returns it through the top. For the ray at 30° in water, sin θ₂=1.333×0.5=0.667, so θ₂=41.8°. The ray bends away from the normal, and an eye tracing it back in a straight line places a submerged object higher than it is: the straw in a glass looks broken at the surface.</w:t>
       </w:r>
     </w:p>
     <w:p>
@@ -1563,7 +1766,16 @@
     </w:p>
     <w:p>
       <w:r>
-        <w:t>Derive Prologue 2's arrow for glass. With n₁=1 and n₂=1.5, r=(1−1.5)/(1+1.5)=−0.2, so R=0.04: four parts in a hundred, an arrow of length 0.2. The transmitted fraction is T=1.5×(2/2.5)²=0.96, and 0.04+0.96=1. The minus sign is a half-turn of the arrow on reflection from the denser side; from inside the glass, going back towards air, r=(1.5−1)/2.5=+0.2 with no half-turn. This is Prologue 2's 0.2, derived from ε_r=n²=2.25. Section 6 explains why a classical power fraction can be read as a probability per photon.</w:t>
+        <w:t>Derive Prologue 2's arrow for glass. With n₁=1 and n₂=1.5, r=(1−1.5)/(1+1.5)=−0.2, so R=0.04: four parts in a hundred, an arrow of length 0.2. The transmitted fraction is T=1.5×(2/2.5)²=0.96, and 0.04+0.96=1. The minus sign is a half-turn of the arrow on reflection from the denser side; from inside the glass, going back towards air, r=(1.5−1)/2.5=+0.2 with no half-turn. This is Prologue 2's 0.2, derived from ε</w:t>
+      </w:r>
+      <w:r>
+        <w:rPr>
+          <w:vertAlign w:val="subscript"/>
+        </w:rPr>
+        <w:t>r</w:t>
+      </w:r>
+      <w:r>
+        <w:t>=n²=2.25. Section 6 explains why a classical power fraction can be read as a probability per photon.</w:t>
       </w:r>
     </w:p>
     <w:p>
@@ -1943,7 +2155,34 @@
     </w:p>
     <w:p>
       <w:r>
-        <w:t>The overall sign of r_p depends on how the p field's direction is defined, and textbooks differ; R_p = r_p² does not. The p coefficient vanishes when n₂ cos θ₁ = n₁ cos θ₂. Combined with Snell's law this means θ₁ + θ₂ = 90°, and</w:t>
+        <w:t>The overall sign of r</w:t>
+      </w:r>
+      <w:r>
+        <w:rPr>
+          <w:vertAlign w:val="subscript"/>
+        </w:rPr>
+        <w:t>p</w:t>
+      </w:r>
+      <w:r>
+        <w:t xml:space="preserve"> depends on how the p field's direction is defined, and textbooks differ; R</w:t>
+      </w:r>
+      <w:r>
+        <w:rPr>
+          <w:vertAlign w:val="subscript"/>
+        </w:rPr>
+        <w:t>p</w:t>
+      </w:r>
+      <w:r>
+        <w:t xml:space="preserve"> = r</w:t>
+      </w:r>
+      <w:r>
+        <w:rPr>
+          <w:vertAlign w:val="subscript"/>
+        </w:rPr>
+        <w:t>p</w:t>
+      </w:r>
+      <w:r>
+        <w:t>² does not. The p coefficient vanishes when n₂ cos θ₁ = n₁ cos θ₂. Combined with Snell's law this means θ₁ + θ₂ = 90°, and</w:t>
       </w:r>
     </w:p>
     <w:p>
@@ -2012,7 +2251,16 @@
     </w:p>
     <w:p>
       <w:r>
-        <w:t>At Brewster's angle the reflected light is purely s-polarized. For water θ_B=arctan 1.333=53.1°, for glass 56.3°. Glare from a lake or a wet road is therefore mostly horizontally polarized, and polarizing sunglasses, whose transmission axis is vertical, remove most of it.</w:t>
+        <w:t>At Brewster's angle the reflected light is purely s-polarized. For water θ</w:t>
+      </w:r>
+      <w:r>
+        <w:rPr>
+          <w:vertAlign w:val="subscript"/>
+        </w:rPr>
+        <w:t>B</w:t>
+      </w:r>
+      <w:r>
+        <w:t>=arctan 1.333=53.1°, for glass 56.3°. Glare from a lake or a wet road is therefore mostly horizontally polarized, and polarizing sunglasses, whose transmission axis is vertical, remove most of it.</w:t>
       </w:r>
     </w:p>
     <w:p>
@@ -2153,7 +2401,16 @@
     </w:p>
     <w:p>
       <w:r>
-        <w:t>where r is the distance from the surface point Q to P and χ is the angle between the line QP and the normal to Σ. Each wavelet is a spherical wave e^(ikr)/r, as Lesson 7's wave equation requires of a point source. The obliquity factor cos χ suppresses wavelets sent sideways; this form follows from the wave equation (the Rayleigh–Sommerfeld result), and Kirchhoff's older (1+cos χ)/2 agrees with it for the near-forward directions that matter here. The prefactor 1/(iλ) looks arbitrary. The next section derives it from the requirement that an unobstructed plane wave stays a plane wave.</w:t>
+        <w:t>where r is the distance from the surface point Q to P and χ is the angle between the line QP and the normal to Σ. Each wavelet is a spherical wave e</w:t>
+      </w:r>
+      <w:r>
+        <w:rPr>
+          <w:vertAlign w:val="superscript"/>
+        </w:rPr>
+        <w:t>ikr</w:t>
+      </w:r>
+      <w:r>
+        <w:t>/r, as Lesson 7's wave equation requires of a point source. The obliquity factor cos χ suppresses wavelets sent sideways; this form follows from the wave equation (the Rayleigh–Sommerfeld result), and Kirchhoff's older (1+cos χ)/2 agrees with it for the near-forward directions that matter here. The prefactor 1/(iλ) looks arbitrary. The next section derives it from the requirement that an unobstructed plane wave stays a plane wave.</w:t>
       </w:r>
     </w:p>
     <w:p>
@@ -2406,7 +2663,25 @@
     </w:p>
     <w:p>
       <w:r>
-        <w:t>The alternating series of zone contributions, each slightly smaller than the last because of the obliquity factor and 1/r, sums to half of the first term. The whole open plane therefore contributes iλ e^(ikz) U₀, and the prefactor 1/(iλ) turns this into U(P) = U₀ e^(ikz): the plane wave arrives unchanged, as it must. Both the 1/λ and the extra quarter-turn −i = 1/i are fixed by this requirement.</w:t>
+        <w:t>The alternating series of zone contributions, each slightly smaller than the last because of the obliquity factor and 1/r, sums to half of the first term. The whole open plane therefore contributes iλ e</w:t>
+      </w:r>
+      <w:r>
+        <w:rPr>
+          <w:vertAlign w:val="superscript"/>
+        </w:rPr>
+        <w:t>ikz</w:t>
+      </w:r>
+      <w:r>
+        <w:t xml:space="preserve"> U₀, and the prefactor 1/(iλ) turns this into U(P) = U₀ e</w:t>
+      </w:r>
+      <w:r>
+        <w:rPr>
+          <w:vertAlign w:val="superscript"/>
+        </w:rPr>
+        <w:t>ikz</w:t>
+      </w:r>
+      <w:r>
+        <w:t>: the plane wave arrives unchanged, as it must. Both the 1/λ and the extra quarter-turn −i = 1/i are fixed by this requirement.</w:t>
       </w:r>
     </w:p>
     <w:p>
@@ -2438,7 +2713,16 @@
     </w:p>
     <w:p>
       <w:r>
-        <w:t>Far behind an aperture of size a, in the regime of small Fresnel number N_F = a²/(λz) ≪ 1, the distance r in the phase can be expanded to first order in the aperture coordinate x: r ≈ R − x sin θ. The integral becomes a sum of wavelets with phases −k x sin θ across the aperture, which is the Fourier transform of the aperture of Lesson 2. For a slit of width a the zeros are at a sin θ = mλ with m = ±1, ±2, …. For a circular aperture of diameter D the first zero of the transform, a Bessel function, lies at</w:t>
+        <w:t>Far behind an aperture of size a, in the regime of small Fresnel number N</w:t>
+      </w:r>
+      <w:r>
+        <w:rPr>
+          <w:vertAlign w:val="subscript"/>
+        </w:rPr>
+        <w:t>F</w:t>
+      </w:r>
+      <w:r>
+        <w:t xml:space="preserve"> = a²/(λz) ≪ 1, the distance r in the phase can be expanded to first order in the aperture coordinate x: r ≈ R − x sin θ. The integral becomes a sum of wavelets with phases −k x sin θ across the aperture, which is the Fourier transform of the aperture of Lesson 2. For a slit of width a the zeros are at a sin θ = mλ with m = ±1, ±2, …. For a circular aperture of diameter D the first zero of the transform, a Bessel function, lies at</w:t>
       </w:r>
     </w:p>
     <w:p>
@@ -2629,7 +2913,25 @@
     </w:p>
     <w:p>
       <w:r>
-        <w:t>The last term is interference, the classical form of adding two arrows before squaring. For slits a distance d apart, a point at height y on a screen at distance L_s ≫ d sees a path difference d y/L_s, so bright fringes are spaced by</w:t>
+        <w:t>The last term is interference, the classical form of adding two arrows before squaring. For slits a distance d apart, a point at height y on a screen at distance L</w:t>
+      </w:r>
+      <w:r>
+        <w:rPr>
+          <w:vertAlign w:val="subscript"/>
+        </w:rPr>
+        <w:t>s</w:t>
+      </w:r>
+      <w:r>
+        <w:t xml:space="preserve"> ≫ d sees a path difference d y/L</w:t>
+      </w:r>
+      <w:r>
+        <w:rPr>
+          <w:vertAlign w:val="subscript"/>
+        </w:rPr>
+        <w:t>s</w:t>
+      </w:r>
+      <w:r>
+        <w:t>, so bright fringes are spaced by</w:t>
       </w:r>
     </w:p>
     <w:p>
@@ -2939,7 +3241,25 @@
     </w:p>
     <w:p>
       <w:r>
-        <w:t>a sum over two-segment paths S→Q₁→P, each weighted by the phase of its total length. Nothing stops us from inserting more surfaces Σ₂, Σ₃, …, Σ_N between S and P, in vacuum or inside glass. Each insertion adds an integral over one more intermediate point, and with many surfaces the integrand is a sum over finely broken paths that can wander anywhere. The weight of each path is the product of its segment phases, e^(ik₀L), where in a medium each segment contributes n times its length:</w:t>
+        <w:t>a sum over two-segment paths S→Q₁→P, each weighted by the phase of its total length. Nothing stops us from inserting more surfaces Σ₂, Σ₃, …, Σ</w:t>
+      </w:r>
+      <w:r>
+        <w:rPr>
+          <w:vertAlign w:val="subscript"/>
+        </w:rPr>
+        <w:t>N</w:t>
+      </w:r>
+      <w:r>
+        <w:t xml:space="preserve"> between S and P, in vacuum or inside glass. Each insertion adds an integral over one more intermediate point, and with many surfaces the integrand is a sum over finely broken paths that can wander anywhere. The weight of each path is the product of its segment phases, e</w:t>
+      </w:r>
+      <w:r>
+        <w:rPr>
+          <w:vertAlign w:val="superscript"/>
+        </w:rPr>
+        <w:t>ik₀L</w:t>
+      </w:r>
+      <w:r>
+        <w:t>, where in a medium each segment contributes n times its length:</w:t>
       </w:r>
     </w:p>
     <w:p>
@@ -3594,7 +3914,7 @@
     </w:p>
     <w:p>
       <w:r>
-        <w:t>How many photons per second does a 1 mW helium–neon laser emit at 633 nm, and how many fall on each square meter in full sunlight (1000 W m⁻², take a mean λ of 550 nm)? The laser: 10⁻³/(3.14×10⁻¹⁹) = 3.2×10¹⁵ photons per second. Sunlight: one 550 nm photon carries 2.25 eV = 3.61×10⁻¹⁹ J, so 1000/(3.61×10⁻¹⁹) = 2.8×10²¹ photons per second per square meter. At these numbers the lumps are invisible, which is why Maxwell's smooth field describes everyday light so well (Prologue 5).</w:t>
+        <w:t>How many photons per second does a 1 mW helium–neon laser emit at 633 nm, and how many fall on each square meter in full sunlight (1000 W m⁻², take a mean λ of 550 nm)? The laser: 10⁻³/(3.14×10⁻¹⁹) = 3.2×10¹⁵ photons per second. Sunlight: one 550 nm photon carries 2.25 eV = 3.61×10⁻¹⁹ J, so 1000/(3.61×10⁻¹⁹) = 2.8×10²¹ photons per second per square meter. At these numbers the lumps are invisible, which is why Maxwell's smooth field describes everyday light so well (Prologue 7).</w:t>
       </w:r>
     </w:p>
     <w:p>
@@ -3711,7 +4031,16 @@
     </w:p>
     <w:p>
       <w:r>
-        <w:t>The phase of a path, k₀L = ωT, can be written with the photon's own quantities. In vacuum ωT = kL = pL/ℏ, and in general the phase along a path is (1/ℏ)∫p·dl: momentum times distance, divided by ℏ. Fermat's stationary optical path is the stationary value of this quantity, the abbreviated action ∫p·dq of classical mechanics, whose stationarity at fixed energy (Maupertuis' principle) is a close cousin of Hamilton's principle in Lesson 5. A massive particle has a momentum too, and de Broglie's λ = h/p gives it a wavelength. The step from this lesson to quantum mechanics is to let an electron's amplitude be a sum over its paths with the same kind of phase. Lesson 10 starts from the resulting wave function, and Lesson 80 writes the sum over paths for any system as ∫Dq e^(iS[q]/ℏ), with Fermat's principle replaced by Hamilton's.</w:t>
+        <w:t>The phase of a path, k₀L = ωT, can be written with the photon's own quantities. In vacuum ωT = kL = pL/ℏ, and in general the phase along a path is (1/ℏ)∫p·dl: momentum times distance, divided by ℏ. Fermat's stationary optical path is the stationary value of this quantity, the abbreviated action ∫p·dq of classical mechanics, whose stationarity at fixed energy (Maupertuis' principle) is a close cousin of Hamilton's principle in Lesson 5. A massive particle has a momentum too, and de Broglie's λ = h/p gives it a wavelength. The step from this lesson to quantum mechanics is to let an electron's amplitude be a sum over its paths with the same kind of phase. Lesson 10 starts from the resulting wave function, and Lesson 80 writes the sum over paths for any system as ∫Dq e</w:t>
+      </w:r>
+      <w:r>
+        <w:rPr>
+          <w:vertAlign w:val="superscript"/>
+        </w:rPr>
+        <w:t>iS[q]/ℏ</w:t>
+      </w:r>
+      <w:r>
+        <w:t>, with Fermat's principle replaced by Hamilton's.</w:t>
       </w:r>
     </w:p>
     <w:p>
@@ -3863,7 +4192,7 @@
           </w:tcPr>
           <w:p>
             <w:r>
-              <w:t>Prologue 3's electron–photon action repeated over many electrons; Lesson 63 treats the vacuum as a weakly polarizable medium, and Lesson 69 turns that into the running coupling</w:t>
+              <w:t>Prologue 5's electron–photon action repeated over many electrons; Lesson 63 treats the vacuum as a weakly polarizable medium, and Lesson 69 turns that into the running coupling</w:t>
             </w:r>
           </w:p>
         </w:tc>
@@ -3937,7 +4266,16 @@
           </w:tcPr>
           <w:p>
             <w:r>
-              <w:t>Lesson 80's path integral ∫Dq e^(iS/ℏ), whose stationary path is the classical one</w:t>
+              <w:t>Lesson 80's path integral ∫Dq e</w:t>
+            </w:r>
+            <w:r>
+              <w:rPr>
+                <w:vertAlign w:val="superscript"/>
+              </w:rPr>
+              <w:t>iS/ℏ</w:t>
+            </w:r>
+            <w:r>
+              <w:t>, whose stationary path is the classical one</w:t>
             </w:r>
           </w:p>
         </w:tc>
@@ -4108,7 +4446,25 @@
         </w:numPr>
       </w:pPr>
       <w:r>
-        <w:t>In a linear medium Lesson 7's waves travel at c/n with n=√(ε_r μ_r); the frequency is unchanged at a boundary, and driven bound electrons make n rise with frequency across the visible band.</w:t>
+        <w:t>In a linear medium Lesson 7's waves travel at c/n with n=√(ε</w:t>
+      </w:r>
+      <w:r>
+        <w:rPr>
+          <w:vertAlign w:val="subscript"/>
+        </w:rPr>
+        <w:t>r</w:t>
+      </w:r>
+      <w:r>
+        <w:t xml:space="preserve"> μ</w:t>
+      </w:r>
+      <w:r>
+        <w:rPr>
+          <w:vertAlign w:val="subscript"/>
+        </w:rPr>
+        <w:t>r</w:t>
+      </w:r>
+      <w:r>
+        <w:t>); the frequency is unchanged at a boundary, and driven bound electrons make n rise with frequency across the visible band.</w:t>
       </w:r>
     </w:p>
     <w:p>
@@ -4120,7 +4476,16 @@
         </w:numPr>
       </w:pPr>
       <w:r>
-        <w:t>Phase matching gives n₁ sin θ₁ = n₂ sin θ₂; beyond sin θ_c = n₂/n₁ reflection is total and an evanescent field remains.</w:t>
+        <w:t>Phase matching gives n₁ sin θ₁ = n₂ sin θ₂; beyond sin θ</w:t>
+      </w:r>
+      <w:r>
+        <w:rPr>
+          <w:vertAlign w:val="subscript"/>
+        </w:rPr>
+        <w:t>c</w:t>
+      </w:r>
+      <w:r>
+        <w:t xml:space="preserve"> = n₂/n₁ reflection is total and an evanescent field remains.</w:t>
       </w:r>
     </w:p>
     <w:p>
@@ -4132,7 +4497,25 @@
         </w:numPr>
       </w:pPr>
       <w:r>
-        <w:t>At normal incidence r=(n₁−n₂)/(n₁+n₂), so r=−0.2 and R=0.04 for glass, deriving Prologue 2's arrow; r_p vanishes at tan θ_B = n₂/n₁.</w:t>
+        <w:t>At normal incidence r=(n₁−n₂)/(n₁+n₂), so r=−0.2 and R=0.04 for glass, deriving Prologue 2's arrow; r</w:t>
+      </w:r>
+      <w:r>
+        <w:rPr>
+          <w:vertAlign w:val="subscript"/>
+        </w:rPr>
+        <w:t>p</w:t>
+      </w:r>
+      <w:r>
+        <w:t xml:space="preserve"> vanishes at tan θ</w:t>
+      </w:r>
+      <w:r>
+        <w:rPr>
+          <w:vertAlign w:val="subscript"/>
+        </w:rPr>
+        <w:t>B</w:t>
+      </w:r>
+      <w:r>
+        <w:t xml:space="preserve"> = n₂/n₁.</w:t>
       </w:r>
     </w:p>
     <w:p>
@@ -4144,7 +4527,16 @@
         </w:numPr>
       </w:pPr>
       <w:r>
-        <w:t>The Huygens–Fresnel integral U(P)=(1/(iλ))∫U (e^(ikr)/r) cos χ dA has its prefactor fixed by Fresnel zones of radius √(mλz); in the far field it is the Fourier transform of the aperture, with limit sin θ₁=1.22λ/D.</w:t>
+        <w:t>The Huygens–Fresnel integral U(P)=(1/(iλ))∫U (e</w:t>
+      </w:r>
+      <w:r>
+        <w:rPr>
+          <w:vertAlign w:val="superscript"/>
+        </w:rPr>
+        <w:t>ikr</w:t>
+      </w:r>
+      <w:r>
+        <w:t>/r) cos χ dA has its prefactor fixed by Fresnel zones of radius √(mλz); in the far field it is the Fourier transform of the aperture, with limit sin θ₁=1.22λ/D.</w:t>
       </w:r>
     </w:p>
     <w:p>
@@ -4156,7 +4548,16 @@
         </w:numPr>
       </w:pPr>
       <w:r>
-        <w:t>Composing the integral gives a sum over all light paths weighted by e^(ik₀L), L=∫n ds; stationary phase picks out Fermat's paths, and the coherent region around them has width √(λ₀/L″).</w:t>
+        <w:t>Composing the integral gives a sum over all light paths weighted by e</w:t>
+      </w:r>
+      <w:r>
+        <w:rPr>
+          <w:vertAlign w:val="superscript"/>
+        </w:rPr>
+        <w:t>ik₀L</w:t>
+      </w:r>
+      <w:r>
+        <w:t>, L=∫n ds; stationary phase picks out Fermat's paths, and the coherent region around them has width √(λ₀/L″).</w:t>
       </w:r>
     </w:p>
     <w:p>
@@ -4269,7 +4670,22 @@
           </w:tcPr>
           <w:p>
             <w:r>
-              <w:t>Starting from Maxwell's equations with ε₀→ε₀ε_r and no free charge or current, derive the wave equation of Section 1.1 and the relation |k|=nω/c.</w:t>
+              <w:rPr>
+                <w:b/>
+              </w:rPr>
+              <w:t>Extension.</w:t>
+            </w:r>
+            <w:r>
+              <w:t xml:space="preserve"> Starting from Maxwell's equations with ε₀→ε₀ε</w:t>
+            </w:r>
+            <w:r>
+              <w:rPr>
+                <w:vertAlign w:val="subscript"/>
+              </w:rPr>
+              <w:t>r</w:t>
+            </w:r>
+            <w:r>
+              <w:t xml:space="preserve"> and no free charge or current, derive the wave equation of Section 1.1 and the relation |k|=nω/c.</w:t>
             </w:r>
           </w:p>
         </w:tc>
@@ -4307,7 +4723,13 @@
           </w:tcPr>
           <w:p>
             <w:r>
-              <w:t>Light of vacuum wavelength 633 nm enters glass with n=1.52. Find its frequency, its speed and its wavelength in the glass.</w:t>
+              <w:rPr>
+                <w:b/>
+              </w:rPr>
+              <w:t>Core.</w:t>
+            </w:r>
+            <w:r>
+              <w:t xml:space="preserve"> Light of vacuum wavelength 633 nm enters glass with n=1.52. Find its frequency, its speed and its wavelength in the glass.</w:t>
             </w:r>
           </w:p>
         </w:tc>
@@ -4343,7 +4765,13 @@
           </w:tcPr>
           <w:p>
             <w:r>
-              <w:t>A ray in glass (n=1.52) meets a glass–water boundary (n=1.333). Find the critical angle.</w:t>
+              <w:rPr>
+                <w:b/>
+              </w:rPr>
+              <w:t>Core.</w:t>
+            </w:r>
+            <w:r>
+              <w:t xml:space="preserve"> A ray in glass (n=1.52) meets a glass–water boundary (n=1.333). Find the critical angle.</w:t>
             </w:r>
           </w:p>
         </w:tc>
@@ -4381,7 +4809,13 @@
           </w:tcPr>
           <w:p>
             <w:r>
-              <w:t>For light of λ₀=500 nm in glass (n=1.5) striking a glass–air surface at 45°, find the decay length 1/κ of the evanescent wave.</w:t>
+              <w:rPr>
+                <w:b/>
+              </w:rPr>
+              <w:t>Core.</w:t>
+            </w:r>
+            <w:r>
+              <w:t xml:space="preserve"> For light of λ₀=500 nm in glass (n=1.5) striking a glass–air surface at 45°, find the decay length 1/κ of the evanescent wave.</w:t>
             </w:r>
           </w:p>
         </w:tc>
@@ -4417,7 +4851,13 @@
           </w:tcPr>
           <w:p>
             <w:r>
-              <w:t>From 1+r=t and n₁(1−r)=n₂t, derive r and t at normal incidence and verify R+T=1 for any n₁, n₂.</w:t>
+              <w:rPr>
+                <w:b/>
+              </w:rPr>
+              <w:t>Core.</w:t>
+            </w:r>
+            <w:r>
+              <w:t xml:space="preserve"> From 1+r=t and n₁(1−r)=n₂t, derive r and t at normal incidence and verify R+T=1 for any n₁, n₂.</w:t>
             </w:r>
           </w:p>
         </w:tc>
@@ -4455,7 +4895,31 @@
           </w:tcPr>
           <w:p>
             <w:r>
-              <w:t>Show that r_p=0 together with Snell's law implies θ₁+θ₂=90°, and hence tan θ_B=n₂/n₁.</w:t>
+              <w:rPr>
+                <w:b/>
+              </w:rPr>
+              <w:t>Extension.</w:t>
+            </w:r>
+            <w:r>
+              <w:t xml:space="preserve"> Show that r</w:t>
+            </w:r>
+            <w:r>
+              <w:rPr>
+                <w:vertAlign w:val="subscript"/>
+              </w:rPr>
+              <w:t>p</w:t>
+            </w:r>
+            <w:r>
+              <w:t>=0 together with Snell's law implies θ₁+θ₂=90°, and hence tan θ</w:t>
+            </w:r>
+            <w:r>
+              <w:rPr>
+                <w:vertAlign w:val="subscript"/>
+              </w:rPr>
+              <w:t>B</w:t>
+            </w:r>
+            <w:r>
+              <w:t>=n₂/n₁.</w:t>
             </w:r>
           </w:p>
         </w:tc>
@@ -4491,7 +4955,13 @@
           </w:tcPr>
           <w:p>
             <w:r>
-              <w:t>For λ=600 nm and z=2.0 m, find ρ₁ and ρ₁₀, and the number of Fresnel zones in a circular opening of radius 5 mm.</w:t>
+              <w:rPr>
+                <w:b/>
+              </w:rPr>
+              <w:t>Core.</w:t>
+            </w:r>
+            <w:r>
+              <w:t xml:space="preserve"> For λ=600 nm and z=2.0 m, find ρ₁ and ρ₁₀, and the number of Fresnel zones in a circular opening of radius 5 mm.</w:t>
             </w:r>
           </w:p>
         </w:tc>
@@ -4529,7 +4999,13 @@
           </w:tcPr>
           <w:p>
             <w:r>
-              <w:t>Show that an opening passing only the first Fresnel zone gives four times the unobstructed intensity on the axis, and that one passing the first two gives nearly zero.</w:t>
+              <w:rPr>
+                <w:b/>
+              </w:rPr>
+              <w:t>Extension.</w:t>
+            </w:r>
+            <w:r>
+              <w:t xml:space="preserve"> Show that an opening passing only the first Fresnel zone gives four times the unobstructed intensity on the axis, and that one passing the first two gives nearly zero.</w:t>
             </w:r>
           </w:p>
         </w:tc>
@@ -4565,7 +5041,13 @@
           </w:tcPr>
           <w:p>
             <w:r>
-              <w:t>Find the Fresnel number of a circular aperture of radius 1 mm lit at 500 nm, seen from 2 m and from 200 m. In which case is the Fraunhofer formula of Section 4.3 accurate?</w:t>
+              <w:rPr>
+                <w:b/>
+              </w:rPr>
+              <w:t>Extension.</w:t>
+            </w:r>
+            <w:r>
+              <w:t xml:space="preserve"> Find the Fresnel number of a circular aperture of radius 1 mm lit at 500 nm, seen from 2 m and from 200 m. In which case is the Fraunhofer formula of Section 4.3 accurate?</w:t>
             </w:r>
           </w:p>
         </w:tc>
@@ -4603,7 +5085,31 @@
           </w:tcPr>
           <w:p>
             <w:r>
-              <w:t>Starting from the Gaussian integral ∫e^(−ax²/2)dx=√(2π/a) of Lesson 2, continue a to −iα with α&gt;0 and obtain ∫e^(iαx²/2)dx=√(2πi/α). Which branch of the square root is meant?</w:t>
+              <w:rPr>
+                <w:b/>
+              </w:rPr>
+              <w:t>Extension.</w:t>
+            </w:r>
+            <w:r>
+              <w:t xml:space="preserve"> Starting from the Gaussian integral ∫e</w:t>
+            </w:r>
+            <w:r>
+              <w:rPr>
+                <w:vertAlign w:val="superscript"/>
+              </w:rPr>
+              <w:t>−ax²/2</w:t>
+            </w:r>
+            <w:r>
+              <w:t>dx=√(2π/a) of Lesson 2, continue a to −iα with α&gt;0 and obtain ∫e</w:t>
+            </w:r>
+            <w:r>
+              <w:rPr>
+                <w:vertAlign w:val="superscript"/>
+              </w:rPr>
+              <w:t>iαx²/2</w:t>
+            </w:r>
+            <w:r>
+              <w:t>dx=√(2πi/α). Which branch of the square root is meant?</w:t>
             </w:r>
           </w:p>
         </w:tc>
@@ -4639,7 +5145,13 @@
           </w:tcPr>
           <w:p>
             <w:r>
-              <w:t>Repeat Section 5.3 with a=b=1.0 m and λ₀=500 nm. Find the half-width of the reflecting strip.</w:t>
+              <w:rPr>
+                <w:b/>
+              </w:rPr>
+              <w:t>Extension.</w:t>
+            </w:r>
+            <w:r>
+              <w:t xml:space="preserve"> Repeat Section 5.3 with a=b=1.0 m and λ₀=500 nm. Find the half-width of the reflecting strip.</w:t>
             </w:r>
           </w:p>
         </w:tc>
@@ -4677,7 +5189,13 @@
           </w:tcPr>
           <w:p>
             <w:r>
-              <w:t>A CD (track pitch 1.6 μm) is lit at normal incidence. Find the first-order angles for 450 nm and 650 nm light.</w:t>
+              <w:rPr>
+                <w:b/>
+              </w:rPr>
+              <w:t>Core.</w:t>
+            </w:r>
+            <w:r>
+              <w:t xml:space="preserve"> A CD (track pitch 1.6 μm) is lit at normal incidence. Find the first-order angles for 450 nm and 650 nm light.</w:t>
             </w:r>
           </w:p>
         </w:tc>
@@ -4713,7 +5231,13 @@
           </w:tcPr>
           <w:p>
             <w:r>
-              <w:t>A green laser pointer emits 1 mW at 532 nm. Find the photon energy in eV and the photon rate.</w:t>
+              <w:rPr>
+                <w:b/>
+              </w:rPr>
+              <w:t>Core.</w:t>
+            </w:r>
+            <w:r>
+              <w:t xml:space="preserve"> A green laser pointer emits 1 mW at 532 nm. Find the photon energy in eV and the photon rate.</w:t>
             </w:r>
           </w:p>
         </w:tc>
@@ -4751,7 +5275,13 @@
           </w:tcPr>
           <w:p>
             <w:r>
-              <w:t>A single-photon two-slit experiment records photons into bins across one fringe. How many photons per bin are needed for a 1% statistical uncertainty in each bin's count?</w:t>
+              <w:rPr>
+                <w:b/>
+              </w:rPr>
+              <w:t>Core.</w:t>
+            </w:r>
+            <w:r>
+              <w:t xml:space="preserve"> A single-photon two-slit experiment records photons into bins across one fringe. How many photons per bin are needed for a 1% statistical uncertainty in each bin's count?</w:t>
             </w:r>
           </w:p>
         </w:tc>
@@ -4787,7 +5317,13 @@
           </w:tcPr>
           <w:p>
             <w:r>
-              <w:t>Challenge: sum the multiple reflections inside a slab with surface coefficients −r and +r and round-trip phase δ, and show that the reflected fraction is R=F sin²(δ/2)/(1+F sin²(δ/2)) with F=4r²/(1−r²)². Find its maximum for r=0.2.</w:t>
+              <w:rPr>
+                <w:b/>
+              </w:rPr>
+              <w:t>Challenge.</w:t>
+            </w:r>
+            <w:r>
+              <w:t xml:space="preserve"> Sum the multiple reflections inside a slab with surface coefficients −r and +r and round-trip phase δ, and show that the reflected fraction is R=F sin²(δ/2)/(1+F sin²(δ/2)) with F=4r²/(1−r²)². Find its maximum for r=0.2.</w:t>
             </w:r>
           </w:p>
         </w:tc>
@@ -4825,7 +5361,13 @@
           </w:tcPr>
           <w:p>
             <w:r>
-              <w:t>Explain, in terms of Prologue 2's arrows and Section 6.2, why a film much thinner than the wavelength reflects almost no photons.</w:t>
+              <w:rPr>
+                <w:b/>
+              </w:rPr>
+              <w:t>Extension.</w:t>
+            </w:r>
+            <w:r>
+              <w:t xml:space="preserve"> Explain, in terms of Prologue 2's arrows and Section 6.2, why a film much thinner than the wavelength reflects almost no photons.</w:t>
             </w:r>
           </w:p>
         </w:tc>
@@ -4842,6 +5384,14 @@
     <w:p>
       <w:r>
         <w:rPr>
+          <w:i/>
+        </w:rPr>
+        <w:t>Attempt each exercise before reading its solution. If you are stuck, read only the first sentence of the solution, then try again.</w:t>
+      </w:r>
+    </w:p>
+    <w:p>
+      <w:r>
+        <w:rPr>
           <w:b/>
         </w:rPr>
         <w:t>1.</w:t>
@@ -4850,7 +5400,43 @@
         <w:t xml:space="preserve"> </w:t>
       </w:r>
       <w:r>
-        <w:t>In the medium, ∇·E=0, ∇·B=0, ∇×E=−∂B/∂t and ∇×B=μ₀ε₀ε_r ∂E/∂t. Taking the curl of the third, ∇×(∇×E)=∇(∇·E)−∇²E=−∇²E=−∂(∇×B)/∂t=−(ε_r/c²)∂²E/∂t², so ∇²E−(n²/c²)∂²E/∂t²=0 with n²=ε_r. A plane wave e^(i(k·x−ωt)) gives −k²+n²ω²/c²=0, so |k|=nω/c.</w:t>
+        <w:t>In the medium, ∇·E=0, ∇·B=0, ∇×E=−∂B/∂t and ∇×B=μ₀ε₀ε</w:t>
+      </w:r>
+      <w:r>
+        <w:rPr>
+          <w:vertAlign w:val="subscript"/>
+        </w:rPr>
+        <w:t>r</w:t>
+      </w:r>
+      <w:r>
+        <w:t xml:space="preserve"> ∂E/∂t. Taking the curl of the third, ∇×(∇×E)=∇(∇·E)−∇²E=−∇²E=−∂(∇×B)/∂t=−(ε</w:t>
+      </w:r>
+      <w:r>
+        <w:rPr>
+          <w:vertAlign w:val="subscript"/>
+        </w:rPr>
+        <w:t>r</w:t>
+      </w:r>
+      <w:r>
+        <w:t>/c²)∂²E/∂t², so ∇²E−(n²/c²)∂²E/∂t²=0 with n²=ε</w:t>
+      </w:r>
+      <w:r>
+        <w:rPr>
+          <w:vertAlign w:val="subscript"/>
+        </w:rPr>
+        <w:t>r</w:t>
+      </w:r>
+      <w:r>
+        <w:t>. A plane wave e</w:t>
+      </w:r>
+      <w:r>
+        <w:rPr>
+          <w:vertAlign w:val="superscript"/>
+        </w:rPr>
+        <w:t>i(k·x−ωt)</w:t>
+      </w:r>
+      <w:r>
+        <w:t xml:space="preserve"> gives −k²+n²ω²/c²=0, so |k|=nω/c.</w:t>
       </w:r>
     </w:p>
     <w:p>
@@ -4878,7 +5464,25 @@
         <w:t xml:space="preserve"> </w:t>
       </w:r>
       <w:r>
-        <w:t>sin θ_c=1.333/1.52=0.877, θ_c=61.3°.</w:t>
+        <w:t>sin θ</w:t>
+      </w:r>
+      <w:r>
+        <w:rPr>
+          <w:vertAlign w:val="subscript"/>
+        </w:rPr>
+        <w:t>c</w:t>
+      </w:r>
+      <w:r>
+        <w:t>=1.333/1.52=0.877, θ</w:t>
+      </w:r>
+      <w:r>
+        <w:rPr>
+          <w:vertAlign w:val="subscript"/>
+        </w:rPr>
+        <w:t>c</w:t>
+      </w:r>
+      <w:r>
+        <w:t>=61.3°.</w:t>
       </w:r>
     </w:p>
     <w:p>
@@ -4920,7 +5524,16 @@
         <w:t xml:space="preserve"> </w:t>
       </w:r>
       <w:r>
-        <w:t>r_p=0 means n₂cos θ₁=n₁cos θ₂. Multiplying by n₁sin θ₁=n₂sin θ₂ gives sin θ₁cos θ₁=sin θ₂cos θ₂, so sin 2θ₁=sin 2θ₂; since θ₁≠θ₂ for n₁≠n₂, 2θ₁=180°−2θ₂ and θ₁+θ₂=90°. Then sin θ₂=cos θ₁, and Snell's law gives tan θ₁=n₂/n₁.</w:t>
+        <w:t>r</w:t>
+      </w:r>
+      <w:r>
+        <w:rPr>
+          <w:vertAlign w:val="subscript"/>
+        </w:rPr>
+        <w:t>p</w:t>
+      </w:r>
+      <w:r>
+        <w:t>=0 means n₂cos θ₁=n₁cos θ₂. Multiplying by n₁sin θ₁=n₂sin θ₂ gives sin θ₁cos θ₁=sin θ₂cos θ₂, so sin 2θ₁=sin 2θ₂; since θ₁≠θ₂ for n₁≠n₂, 2θ₁=180°−2θ₂ and θ₁+θ₂=90°. Then sin θ₂=cos θ₁, and Snell's law gives tan θ₁=n₂/n₁.</w:t>
       </w:r>
     </w:p>
     <w:p>
@@ -4948,7 +5561,25 @@
         <w:t xml:space="preserve"> </w:t>
       </w:r>
       <w:r>
-        <w:t>By Section 4.2 the first zone alone gives (1/(iλ))×2iλe^(ikz)U₀=2U₀e^(ikz), twice the unobstructed amplitude, so the intensity is 4|U₀|². The second zone has nearly the same magnitude and the opposite sign, so two zones give nearly zero.</w:t>
+        <w:t>By Section 4.2 the first zone alone gives (1/(iλ))×2iλe</w:t>
+      </w:r>
+      <w:r>
+        <w:rPr>
+          <w:vertAlign w:val="superscript"/>
+        </w:rPr>
+        <w:t>ikz</w:t>
+      </w:r>
+      <w:r>
+        <w:t>U₀=2U₀e</w:t>
+      </w:r>
+      <w:r>
+        <w:rPr>
+          <w:vertAlign w:val="superscript"/>
+        </w:rPr>
+        <w:t>ikz</w:t>
+      </w:r>
+      <w:r>
+        <w:t>, twice the unobstructed amplitude, so the intensity is 4|U₀|². The second zone has nearly the same magnitude and the opposite sign, so two zones give nearly zero.</w:t>
       </w:r>
     </w:p>
     <w:p>
@@ -4962,7 +5593,25 @@
         <w:t xml:space="preserve"> </w:t>
       </w:r>
       <w:r>
-        <w:t>N_F=a²/(λz)=(10⁻³)²/(500×10⁻⁹×2)=1.0 at 2 m, and 0.01 at 200 m. The Fraunhofer formula needs N_F≪1, so it holds at 200 m; at 2 m the pattern is a Fresnel (near-field) pattern.</w:t>
+        <w:t>N</w:t>
+      </w:r>
+      <w:r>
+        <w:rPr>
+          <w:vertAlign w:val="subscript"/>
+        </w:rPr>
+        <w:t>F</w:t>
+      </w:r>
+      <w:r>
+        <w:t>=a²/(λz)=(10⁻³)²/(500×10⁻⁹×2)=1.0 at 2 m, and 0.01 at 200 m. The Fraunhofer formula needs N</w:t>
+      </w:r>
+      <w:r>
+        <w:rPr>
+          <w:vertAlign w:val="subscript"/>
+        </w:rPr>
+        <w:t>F</w:t>
+      </w:r>
+      <w:r>
+        <w:t>≪1, so it holds at 200 m; at 2 m the pattern is a Fresnel (near-field) pattern.</w:t>
       </w:r>
     </w:p>
     <w:p>
@@ -4976,7 +5625,16 @@
         <w:t xml:space="preserve"> </w:t>
       </w:r>
       <w:r>
-        <w:t>The Gaussian result holds for complex a with Re a&gt;0 and continues to Re a=0. With a=−iα, √(2π/a)=√(2π/(−iα))=√(2πi/α). The branch is the one with positive real part, √i=e^(iπ/4), reached by approaching the imaginary axis from Re a&gt;0; the integral converges conditionally because the integrand oscillates ever faster.</w:t>
+        <w:t>The Gaussian result holds for complex a with Re a&gt;0 and continues to Re a=0. With a=−iα, √(2π/a)=√(2π/(−iα))=√(2πi/α). The branch is the one with positive real part, √i=e</w:t>
+      </w:r>
+      <w:r>
+        <w:rPr>
+          <w:vertAlign w:val="superscript"/>
+        </w:rPr>
+        <w:t>iπ/4</w:t>
+      </w:r>
+      <w:r>
+        <w:t>, reached by approaching the imaginary axis from Re a&gt;0; the integral converges conditionally because the integrand oscillates ever faster.</w:t>
       </w:r>
     </w:p>
     <w:p>
@@ -4990,7 +5648,25 @@
         <w:t xml:space="preserve"> </w:t>
       </w:r>
       <w:r>
-        <w:t>L″=2a²/(a²+b²)^(3/2)=2/(2)^(1.5)=0.707 m⁻¹, and x=√(λ₀/L″)=√(5×10⁻⁷/0.707)=8.4×10⁻⁴ m, a half-width of 0.84 mm.</w:t>
+        <w:t>L″=2a²/(a²+b²)</w:t>
+      </w:r>
+      <w:r>
+        <w:rPr>
+          <w:vertAlign w:val="superscript"/>
+        </w:rPr>
+        <w:t>3/2</w:t>
+      </w:r>
+      <w:r>
+        <w:t>=2/(2)</w:t>
+      </w:r>
+      <w:r>
+        <w:rPr>
+          <w:vertAlign w:val="superscript"/>
+        </w:rPr>
+        <w:t>1.5</w:t>
+      </w:r>
+      <w:r>
+        <w:t>=0.707 m⁻¹, and x=√(λ₀/L″)=√(5×10⁻⁷/0.707)=8.4×10⁻⁴ m, a half-width of 0.84 mm.</w:t>
       </w:r>
     </w:p>
     <w:p>
@@ -5046,7 +5722,70 @@
         <w:t xml:space="preserve"> </w:t>
       </w:r>
       <w:r>
-        <w:t>The reflected amplitude is −r+(1−r²)r e^(iδ)[1+r²e^(iδ)+r⁴e^(2iδ)+⋯]=−r+(1−r²)r e^(iδ)/(1−r²e^(iδ))=−r(1−e^(iδ))/(1−r²e^(iδ)). Its squared magnitude is r²·2(1−cos δ)/(1−2r²cos δ+r⁴)=4r²sin²(δ/2)/[(1−r²)²+4r²sin²(δ/2)], which is F sin²(δ/2)/(1+F sin²(δ/2)). The maximum, at sin²(δ/2)=1, is F/(1+F)=4r²/(1+r²)²=0.148 for r=0.2.</w:t>
+        <w:t>The reflected amplitude is −r+(1−r²)r e</w:t>
+      </w:r>
+      <w:r>
+        <w:rPr>
+          <w:vertAlign w:val="superscript"/>
+        </w:rPr>
+        <w:t>iδ</w:t>
+      </w:r>
+      <w:r>
+        <w:t>[1+r²e</w:t>
+      </w:r>
+      <w:r>
+        <w:rPr>
+          <w:vertAlign w:val="superscript"/>
+        </w:rPr>
+        <w:t>iδ</w:t>
+      </w:r>
+      <w:r>
+        <w:t>+r⁴e</w:t>
+      </w:r>
+      <w:r>
+        <w:rPr>
+          <w:vertAlign w:val="superscript"/>
+        </w:rPr>
+        <w:t>2iδ</w:t>
+      </w:r>
+      <w:r>
+        <w:t>+⋯]=−r+(1−r²)r e</w:t>
+      </w:r>
+      <w:r>
+        <w:rPr>
+          <w:vertAlign w:val="superscript"/>
+        </w:rPr>
+        <w:t>iδ</w:t>
+      </w:r>
+      <w:r>
+        <w:t>/(1−r²e</w:t>
+      </w:r>
+      <w:r>
+        <w:rPr>
+          <w:vertAlign w:val="superscript"/>
+        </w:rPr>
+        <w:t>iδ</w:t>
+      </w:r>
+      <w:r>
+        <w:t>)=−r(1−e</w:t>
+      </w:r>
+      <w:r>
+        <w:rPr>
+          <w:vertAlign w:val="superscript"/>
+        </w:rPr>
+        <w:t>iδ</w:t>
+      </w:r>
+      <w:r>
+        <w:t>)/(1−r²e</w:t>
+      </w:r>
+      <w:r>
+        <w:rPr>
+          <w:vertAlign w:val="superscript"/>
+        </w:rPr>
+        <w:t>iδ</w:t>
+      </w:r>
+      <w:r>
+        <w:t>). Its squared magnitude is r²·2(1−cos δ)/(1−2r²cos δ+r⁴)=4r²sin²(δ/2)/[(1−r²)²+4r²sin²(δ/2)], which is F sin²(δ/2)/(1+F sin²(δ/2)). The maximum, at sin²(δ/2)=1, is F/(1+F)=4r²/(1+r²)²=0.148 for r=0.2.</w:t>
       </w:r>
     </w:p>
     <w:p>
@@ -5068,55 +5807,12 @@
         <w:pStyle w:val="Heading2"/>
       </w:pPr>
       <w:r>
-        <w:t>Mastery checklist</w:t>
+        <w:t>Mastery check</w:t>
       </w:r>
     </w:p>
     <w:p>
-      <w:pPr>
-        <w:pStyle w:val="ListBullet"/>
-      </w:pPr>
       <w:r>
-        <w:t>I can derive the wave equation in a linear medium and state what n changes and what it leaves alone.</w:t>
-      </w:r>
-    </w:p>
-    <w:p>
-      <w:pPr>
-        <w:pStyle w:val="ListBullet"/>
-      </w:pPr>
-      <w:r>
-        <w:t>I can derive Snell's law from phase matching and from Fermat's principle, and compute critical angles and evanescent decay lengths.</w:t>
-      </w:r>
-    </w:p>
-    <w:p>
-      <w:pPr>
-        <w:pStyle w:val="ListBullet"/>
-      </w:pPr>
-      <w:r>
-        <w:t>I can derive r=(n₁−n₂)/(n₁+n₂), recover Prologue 2's arrow of length 0.2, and find Brewster's angle.</w:t>
-      </w:r>
-    </w:p>
-    <w:p>
-      <w:pPr>
-        <w:pStyle w:val="ListBullet"/>
-      </w:pPr>
-      <w:r>
-        <w:t>I can state the Huygens–Fresnel integral and derive its 1/(iλ) from Fresnel zones.</w:t>
-      </w:r>
-    </w:p>
-    <w:p>
-      <w:pPr>
-        <w:pStyle w:val="ListBullet"/>
-      </w:pPr>
-      <w:r>
-        <w:t>I can turn the integral into a sum over light paths and evaluate it by stationary phase.</w:t>
-      </w:r>
-    </w:p>
-    <w:p>
-      <w:pPr>
-        <w:pStyle w:val="ListBullet"/>
-      </w:pPr>
-      <w:r>
-        <w:t>I can convert optical power to a photon rate and explain why single-photon fringes make |U|² a probability.</w:t>
+        <w:t>Before moving on, do the Core exercises without looking at the solutions and state this lesson's main result from memory. If both go smoothly, continue; if not, reread the sections the missed exercises cite.</w:t>
       </w:r>
     </w:p>
     <w:p>
@@ -5168,7 +5864,7 @@
         <w:color w:val="5A5A5A"/>
         <w:sz w:val="16"/>
       </w:rPr>
-      <w:t>QED Course   Lesson 9</w:t>
+      <w:t>A QED Course   Lesson 9</w:t>
     </w:r>
   </w:p>
 </w:hdr>
